--- a/Daily Activity programs/Applete practice programs/Applete Life Cycle.docx
+++ b/Daily Activity programs/Applete practice programs/Applete Life Cycle.docx
@@ -16,7 +16,6 @@
           <w:szCs w:val="32"/>
         </w:rPr>
       </w:pPr>
-      <w:proofErr w:type="spellStart"/>
       <w:r>
         <w:rPr>
           <w:b/>
@@ -24,17 +23,7 @@
           <w:sz w:val="32"/>
           <w:szCs w:val="32"/>
         </w:rPr>
-        <w:t>Applete</w:t>
-      </w:r>
-      <w:proofErr w:type="spellEnd"/>
-      <w:r>
-        <w:rPr>
-          <w:b/>
-          <w:bCs/>
-          <w:sz w:val="32"/>
-          <w:szCs w:val="32"/>
-        </w:rPr>
-        <w:t xml:space="preserve"> Life Cycle</w:t>
+        <w:t>Applete Life Cycle</w:t>
       </w:r>
     </w:p>
     <w:p>
@@ -415,27 +404,7 @@
           <w:sz w:val="32"/>
           <w:szCs w:val="32"/>
         </w:rPr>
-        <w:t xml:space="preserve">Passing Parameter to </w:t>
-      </w:r>
-      <w:proofErr w:type="gramStart"/>
-      <w:r>
-        <w:rPr>
-          <w:b/>
-          <w:bCs/>
-          <w:sz w:val="32"/>
-          <w:szCs w:val="32"/>
-        </w:rPr>
-        <w:t>a</w:t>
-      </w:r>
-      <w:proofErr w:type="gramEnd"/>
-      <w:r>
-        <w:rPr>
-          <w:b/>
-          <w:bCs/>
-          <w:sz w:val="32"/>
-          <w:szCs w:val="32"/>
-        </w:rPr>
-        <w:t xml:space="preserve"> applet</w:t>
+        <w:t>Passing Parameter to a applet</w:t>
       </w:r>
     </w:p>
     <w:p>
@@ -530,6 +499,123 @@
                     <a:xfrm>
                       <a:off x="0" y="0"/>
                       <a:ext cx="5731510" cy="3223895"/>
+                    </a:xfrm>
+                    <a:prstGeom prst="rect">
+                      <a:avLst/>
+                    </a:prstGeom>
+                  </pic:spPr>
+                </pic:pic>
+              </a:graphicData>
+            </a:graphic>
+          </wp:inline>
+        </w:drawing>
+      </w:r>
+    </w:p>
+    <w:p>
+      <w:pPr>
+        <w:pStyle w:val="ListParagraph"/>
+        <w:numPr>
+          <w:ilvl w:val="0"/>
+          <w:numId w:val="2"/>
+        </w:numPr>
+        <w:rPr>
+          <w:b/>
+          <w:bCs/>
+          <w:sz w:val="32"/>
+          <w:szCs w:val="32"/>
+        </w:rPr>
+      </w:pPr>
+      <w:r>
+        <w:rPr>
+          <w:b/>
+          <w:bCs/>
+          <w:sz w:val="32"/>
+          <w:szCs w:val="32"/>
+        </w:rPr>
+        <w:t>Calculator Program</w:t>
+      </w:r>
+    </w:p>
+    <w:p>
+      <w:pPr>
+        <w:rPr>
+          <w:b/>
+          <w:bCs/>
+          <w:sz w:val="32"/>
+          <w:szCs w:val="32"/>
+        </w:rPr>
+      </w:pPr>
+      <w:r>
+        <w:rPr>
+          <w:noProof/>
+        </w:rPr>
+        <w:drawing>
+          <wp:inline distT="0" distB="0" distL="0" distR="0" wp14:anchorId="0A9D5128" wp14:editId="3C3FD69E">
+            <wp:extent cx="5731510" cy="3223895"/>
+            <wp:effectExtent l="0" t="0" r="2540" b="0"/>
+            <wp:docPr id="995078986" name="Picture 1"/>
+            <wp:cNvGraphicFramePr>
+              <a:graphicFrameLocks xmlns:a="http://schemas.openxmlformats.org/drawingml/2006/main" noChangeAspect="1"/>
+            </wp:cNvGraphicFramePr>
+            <a:graphic xmlns:a="http://schemas.openxmlformats.org/drawingml/2006/main">
+              <a:graphicData uri="http://schemas.openxmlformats.org/drawingml/2006/picture">
+                <pic:pic xmlns:pic="http://schemas.openxmlformats.org/drawingml/2006/picture">
+                  <pic:nvPicPr>
+                    <pic:cNvPr id="995078986" name=""/>
+                    <pic:cNvPicPr/>
+                  </pic:nvPicPr>
+                  <pic:blipFill>
+                    <a:blip r:embed="rId12"/>
+                    <a:stretch>
+                      <a:fillRect/>
+                    </a:stretch>
+                  </pic:blipFill>
+                  <pic:spPr>
+                    <a:xfrm>
+                      <a:off x="0" y="0"/>
+                      <a:ext cx="5731510" cy="3223895"/>
+                    </a:xfrm>
+                    <a:prstGeom prst="rect">
+                      <a:avLst/>
+                    </a:prstGeom>
+                  </pic:spPr>
+                </pic:pic>
+              </a:graphicData>
+            </a:graphic>
+          </wp:inline>
+        </w:drawing>
+      </w:r>
+      <w:r>
+        <w:rPr>
+          <w:b/>
+          <w:bCs/>
+          <w:sz w:val="32"/>
+          <w:szCs w:val="32"/>
+        </w:rPr>
+        <w:drawing>
+          <wp:inline distT="0" distB="0" distL="0" distR="0" wp14:anchorId="11E9D960" wp14:editId="1C0F081A">
+            <wp:extent cx="4470400" cy="1767840"/>
+            <wp:effectExtent l="0" t="0" r="6350" b="3810"/>
+            <wp:docPr id="344981061" name="Picture 1"/>
+            <wp:cNvGraphicFramePr>
+              <a:graphicFrameLocks xmlns:a="http://schemas.openxmlformats.org/drawingml/2006/main" noChangeAspect="1"/>
+            </wp:cNvGraphicFramePr>
+            <a:graphic xmlns:a="http://schemas.openxmlformats.org/drawingml/2006/main">
+              <a:graphicData uri="http://schemas.openxmlformats.org/drawingml/2006/picture">
+                <pic:pic xmlns:pic="http://schemas.openxmlformats.org/drawingml/2006/picture">
+                  <pic:nvPicPr>
+                    <pic:cNvPr id="344981061" name=""/>
+                    <pic:cNvPicPr/>
+                  </pic:nvPicPr>
+                  <pic:blipFill>
+                    <a:blip r:embed="rId13"/>
+                    <a:stretch>
+                      <a:fillRect/>
+                    </a:stretch>
+                  </pic:blipFill>
+                  <pic:spPr>
+                    <a:xfrm>
+                      <a:off x="0" y="0"/>
+                      <a:ext cx="4471884" cy="1768427"/>
                     </a:xfrm>
                     <a:prstGeom prst="rect">
                       <a:avLst/>

--- a/Daily Activity programs/Applete practice programs/Applete Life Cycle.docx
+++ b/Daily Activity programs/Applete practice programs/Applete Life Cycle.docx
@@ -16,6 +16,7 @@
           <w:szCs w:val="32"/>
         </w:rPr>
       </w:pPr>
+      <w:proofErr w:type="spellStart"/>
       <w:r>
         <w:rPr>
           <w:b/>
@@ -23,7 +24,17 @@
           <w:sz w:val="32"/>
           <w:szCs w:val="32"/>
         </w:rPr>
-        <w:t>Applete Life Cycle</w:t>
+        <w:t>Applete</w:t>
+      </w:r>
+      <w:proofErr w:type="spellEnd"/>
+      <w:r>
+        <w:rPr>
+          <w:b/>
+          <w:bCs/>
+          <w:sz w:val="32"/>
+          <w:szCs w:val="32"/>
+        </w:rPr>
+        <w:t xml:space="preserve"> Life Cycle</w:t>
       </w:r>
     </w:p>
     <w:p>
@@ -39,6 +50,7 @@
         <w:rPr>
           <w:b/>
           <w:bCs/>
+          <w:noProof/>
           <w:sz w:val="32"/>
           <w:szCs w:val="32"/>
         </w:rPr>
@@ -92,6 +104,7 @@
         <w:rPr>
           <w:b/>
           <w:bCs/>
+          <w:noProof/>
           <w:sz w:val="32"/>
           <w:szCs w:val="32"/>
         </w:rPr>
@@ -220,6 +233,7 @@
         <w:rPr>
           <w:b/>
           <w:bCs/>
+          <w:noProof/>
           <w:sz w:val="32"/>
           <w:szCs w:val="32"/>
         </w:rPr>
@@ -292,6 +306,7 @@
         <w:rPr>
           <w:b/>
           <w:bCs/>
+          <w:noProof/>
           <w:sz w:val="32"/>
           <w:szCs w:val="32"/>
         </w:rPr>
@@ -420,6 +435,7 @@
         <w:rPr>
           <w:b/>
           <w:bCs/>
+          <w:noProof/>
           <w:sz w:val="32"/>
           <w:szCs w:val="32"/>
         </w:rPr>
@@ -548,6 +564,7 @@
         <w:rPr>
           <w:noProof/>
         </w:rPr>
+        <w:lastRenderedPageBreak/>
         <w:drawing>
           <wp:inline distT="0" distB="0" distL="0" distR="0" wp14:anchorId="0A9D5128" wp14:editId="3C3FD69E">
             <wp:extent cx="5731510" cy="3223895"/>
@@ -588,6 +605,7 @@
         <w:rPr>
           <w:b/>
           <w:bCs/>
+          <w:noProof/>
           <w:sz w:val="32"/>
           <w:szCs w:val="32"/>
         </w:rPr>
@@ -620,6 +638,59 @@
                     <a:prstGeom prst="rect">
                       <a:avLst/>
                     </a:prstGeom>
+                  </pic:spPr>
+                </pic:pic>
+              </a:graphicData>
+            </a:graphic>
+          </wp:inline>
+        </w:drawing>
+      </w:r>
+      <w:r>
+        <w:rPr>
+          <w:noProof/>
+        </w:rPr>
+        <w:drawing>
+          <wp:inline distT="0" distB="0" distL="0" distR="0" wp14:anchorId="5FE5DC40" wp14:editId="21913D56">
+            <wp:extent cx="5731510" cy="3223895"/>
+            <wp:effectExtent l="0" t="0" r="2540" b="0"/>
+            <wp:docPr id="1867731348" name="Picture 1"/>
+            <wp:cNvGraphicFramePr>
+              <a:graphicFrameLocks xmlns:a="http://schemas.openxmlformats.org/drawingml/2006/main" noChangeAspect="1"/>
+            </wp:cNvGraphicFramePr>
+            <a:graphic xmlns:a="http://schemas.openxmlformats.org/drawingml/2006/main">
+              <a:graphicData uri="http://schemas.openxmlformats.org/drawingml/2006/picture">
+                <pic:pic xmlns:pic="http://schemas.openxmlformats.org/drawingml/2006/picture">
+                  <pic:nvPicPr>
+                    <pic:cNvPr id="0" name="Picture 1"/>
+                    <pic:cNvPicPr>
+                      <a:picLocks noChangeAspect="1" noChangeArrowheads="1"/>
+                    </pic:cNvPicPr>
+                  </pic:nvPicPr>
+                  <pic:blipFill>
+                    <a:blip r:embed="rId14" cstate="print">
+                      <a:extLst>
+                        <a:ext uri="{28A0092B-C50C-407E-A947-70E740481C1C}">
+                          <a14:useLocalDpi xmlns:a14="http://schemas.microsoft.com/office/drawing/2010/main" val="0"/>
+                        </a:ext>
+                      </a:extLst>
+                    </a:blip>
+                    <a:srcRect/>
+                    <a:stretch>
+                      <a:fillRect/>
+                    </a:stretch>
+                  </pic:blipFill>
+                  <pic:spPr bwMode="auto">
+                    <a:xfrm>
+                      <a:off x="0" y="0"/>
+                      <a:ext cx="5731510" cy="3223895"/>
+                    </a:xfrm>
+                    <a:prstGeom prst="rect">
+                      <a:avLst/>
+                    </a:prstGeom>
+                    <a:noFill/>
+                    <a:ln>
+                      <a:noFill/>
+                    </a:ln>
                   </pic:spPr>
                 </pic:pic>
               </a:graphicData>

--- a/Daily Activity programs/Applete practice programs/Applete Life Cycle.docx
+++ b/Daily Activity programs/Applete practice programs/Applete Life Cycle.docx
@@ -2,6 +2,93 @@
 <file path=word/document.xml><?xml version="1.0" encoding="utf-8"?>
 <w:document xmlns:wpc="http://schemas.microsoft.com/office/word/2010/wordprocessingCanvas" xmlns:cx="http://schemas.microsoft.com/office/drawing/2014/chartex" xmlns:cx1="http://schemas.microsoft.com/office/drawing/2015/9/8/chartex" xmlns:cx2="http://schemas.microsoft.com/office/drawing/2015/10/21/chartex" xmlns:cx3="http://schemas.microsoft.com/office/drawing/2016/5/9/chartex" xmlns:cx4="http://schemas.microsoft.com/office/drawing/2016/5/10/chartex" xmlns:cx5="http://schemas.microsoft.com/office/drawing/2016/5/11/chartex" xmlns:cx6="http://schemas.microsoft.com/office/drawing/2016/5/12/chartex" xmlns:cx7="http://schemas.microsoft.com/office/drawing/2016/5/13/chartex" xmlns:cx8="http://schemas.microsoft.com/office/drawing/2016/5/14/chartex" xmlns:mc="http://schemas.openxmlformats.org/markup-compatibility/2006" xmlns:aink="http://schemas.microsoft.com/office/drawing/2016/ink" xmlns:am3d="http://schemas.microsoft.com/office/drawing/2017/model3d" xmlns:o="urn:schemas-microsoft-com:office:office" xmlns:oel="http://schemas.microsoft.com/office/2019/extlst" xmlns:r="http://schemas.openxmlformats.org/officeDocument/2006/relationships" xmlns:m="http://schemas.openxmlformats.org/officeDocument/2006/math" xmlns:v="urn:schemas-microsoft-com:vml" xmlns:wp14="http://schemas.microsoft.com/office/word/2010/wordprocessingDrawing" xmlns:wp="http://schemas.openxmlformats.org/drawingml/2006/wordprocessingDrawing" xmlns:w10="urn:schemas-microsoft-com:office:word" xmlns:w="http://schemas.openxmlformats.org/wordprocessingml/2006/main" xmlns:w14="http://schemas.microsoft.com/office/word/2010/wordml" xmlns:w15="http://schemas.microsoft.com/office/word/2012/wordml" xmlns:w16cei="http://schemas.microsoft.com/office/word/2026/wordml/cei" xmlns:w16cex="http://schemas.microsoft.com/office/word/2018/wordml/cex" xmlns:w16cid="http://schemas.microsoft.com/office/word/2016/wordml/cid" xmlns:w16="http://schemas.microsoft.com/office/word/2018/wordml" xmlns:w16du="http://schemas.microsoft.com/office/word/2023/wordml/word16du" xmlns:w16sdtdh="http://schemas.microsoft.com/office/word/2020/wordml/sdtdatahash" xmlns:w16sdtfl="http://schemas.microsoft.com/office/word/2024/wordml/sdtformatlock" xmlns:w16se="http://schemas.microsoft.com/office/word/2015/wordml/symex" xmlns:wpg="http://schemas.microsoft.com/office/word/2010/wordprocessingGroup" xmlns:wpi="http://schemas.microsoft.com/office/word/2010/wordprocessingInk" xmlns:wne="http://schemas.microsoft.com/office/word/2006/wordml" xmlns:wps="http://schemas.microsoft.com/office/word/2010/wordprocessingShape" mc:Ignorable="w14 w15 w16se w16cid w16 w16cex w16sdtdh w16sdtfl w16du wp14">
   <w:body>
+    <w:p>
+      <w:pPr>
+        <w:ind w:left="720" w:hanging="360"/>
+        <w:rPr>
+          <w:b/>
+          <w:bCs/>
+          <w:sz w:val="40"/>
+          <w:szCs w:val="40"/>
+        </w:rPr>
+      </w:pPr>
+      <w:r>
+        <w:rPr>
+          <w:b/>
+          <w:bCs/>
+          <w:sz w:val="40"/>
+          <w:szCs w:val="40"/>
+        </w:rPr>
+        <w:t>CSA0905</w:t>
+      </w:r>
+      <w:r>
+        <w:rPr>
+          <w:b/>
+          <w:bCs/>
+          <w:sz w:val="40"/>
+          <w:szCs w:val="40"/>
+        </w:rPr>
+        <w:t xml:space="preserve">-Java Programming </w:t>
+      </w:r>
+      <w:r>
+        <w:rPr>
+          <w:b/>
+          <w:bCs/>
+          <w:sz w:val="40"/>
+          <w:szCs w:val="40"/>
+        </w:rPr>
+        <w:tab/>
+        <w:t>Y.Praneeth</w:t>
+      </w:r>
+    </w:p>
+    <w:p>
+      <w:pPr>
+        <w:ind w:left="720" w:hanging="360"/>
+        <w:rPr>
+          <w:b/>
+          <w:bCs/>
+          <w:sz w:val="40"/>
+          <w:szCs w:val="40"/>
+        </w:rPr>
+      </w:pPr>
+      <w:r>
+        <w:rPr>
+          <w:b/>
+          <w:bCs/>
+          <w:sz w:val="40"/>
+          <w:szCs w:val="40"/>
+        </w:rPr>
+        <w:t>CO4-AT2-Lab Practice</w:t>
+      </w:r>
+      <w:r>
+        <w:rPr>
+          <w:b/>
+          <w:bCs/>
+          <w:sz w:val="40"/>
+          <w:szCs w:val="40"/>
+        </w:rPr>
+        <w:tab/>
+      </w:r>
+      <w:r>
+        <w:rPr>
+          <w:b/>
+          <w:bCs/>
+          <w:sz w:val="40"/>
+          <w:szCs w:val="40"/>
+        </w:rPr>
+        <w:tab/>
+      </w:r>
+      <w:r>
+        <w:rPr>
+          <w:b/>
+          <w:bCs/>
+          <w:sz w:val="40"/>
+          <w:szCs w:val="40"/>
+        </w:rPr>
+        <w:tab/>
+        <w:t>192372269</w:t>
+      </w:r>
+    </w:p>
     <w:p>
       <w:pPr>
         <w:pStyle w:val="ListParagraph"/>
@@ -16,25 +103,14 @@
           <w:szCs w:val="32"/>
         </w:rPr>
       </w:pPr>
-      <w:proofErr w:type="spellStart"/>
-      <w:r>
-        <w:rPr>
-          <w:b/>
-          <w:bCs/>
-          <w:sz w:val="32"/>
-          <w:szCs w:val="32"/>
-        </w:rPr>
-        <w:t>Applete</w:t>
-      </w:r>
-      <w:proofErr w:type="spellEnd"/>
-      <w:r>
-        <w:rPr>
-          <w:b/>
-          <w:bCs/>
-          <w:sz w:val="32"/>
-          <w:szCs w:val="32"/>
-        </w:rPr>
-        <w:t xml:space="preserve"> Life Cycle</w:t>
+      <w:r>
+        <w:rPr>
+          <w:b/>
+          <w:bCs/>
+          <w:sz w:val="32"/>
+          <w:szCs w:val="32"/>
+        </w:rPr>
+        <w:t>Applete Life Cycle</w:t>
       </w:r>
     </w:p>
     <w:p>
@@ -167,36 +243,6 @@
     </w:p>
     <w:p>
       <w:pPr>
-        <w:rPr>
-          <w:b/>
-          <w:bCs/>
-          <w:sz w:val="32"/>
-          <w:szCs w:val="32"/>
-        </w:rPr>
-      </w:pPr>
-    </w:p>
-    <w:p>
-      <w:pPr>
-        <w:rPr>
-          <w:b/>
-          <w:bCs/>
-          <w:sz w:val="32"/>
-          <w:szCs w:val="32"/>
-        </w:rPr>
-      </w:pPr>
-    </w:p>
-    <w:p>
-      <w:pPr>
-        <w:rPr>
-          <w:b/>
-          <w:bCs/>
-          <w:sz w:val="32"/>
-          <w:szCs w:val="32"/>
-        </w:rPr>
-      </w:pPr>
-    </w:p>
-    <w:p>
-      <w:pPr>
         <w:pStyle w:val="ListParagraph"/>
         <w:numPr>
           <w:ilvl w:val="0"/>
@@ -217,6 +263,15 @@
           <w:szCs w:val="32"/>
         </w:rPr>
         <w:lastRenderedPageBreak/>
+        <w:t xml:space="preserve">Graphics </w:t>
+      </w:r>
+      <w:r>
+        <w:rPr>
+          <w:b/>
+          <w:bCs/>
+          <w:sz w:val="32"/>
+          <w:szCs w:val="32"/>
+        </w:rPr>
         <w:t xml:space="preserve">Shapes </w:t>
       </w:r>
     </w:p>
@@ -231,17 +286,13 @@
       </w:pPr>
       <w:r>
         <w:rPr>
-          <w:b/>
-          <w:bCs/>
           <w:noProof/>
-          <w:sz w:val="32"/>
-          <w:szCs w:val="32"/>
         </w:rPr>
         <w:drawing>
-          <wp:inline distT="0" distB="0" distL="0" distR="0" wp14:anchorId="12E213D4" wp14:editId="2C4D5452">
-            <wp:extent cx="5731510" cy="2933065"/>
-            <wp:effectExtent l="0" t="0" r="2540" b="635"/>
-            <wp:docPr id="1417335681" name="Picture 1"/>
+          <wp:inline distT="0" distB="0" distL="0" distR="0" wp14:anchorId="74B7F69D" wp14:editId="1189071F">
+            <wp:extent cx="5731510" cy="2863850"/>
+            <wp:effectExtent l="0" t="0" r="2540" b="0"/>
+            <wp:docPr id="6512130" name="Picture 1"/>
             <wp:cNvGraphicFramePr>
               <a:graphicFrameLocks xmlns:a="http://schemas.openxmlformats.org/drawingml/2006/main" noChangeAspect="1"/>
             </wp:cNvGraphicFramePr>
@@ -249,7 +300,7 @@
               <a:graphicData uri="http://schemas.openxmlformats.org/drawingml/2006/picture">
                 <pic:pic xmlns:pic="http://schemas.openxmlformats.org/drawingml/2006/picture">
                   <pic:nvPicPr>
-                    <pic:cNvPr id="1417335681" name=""/>
+                    <pic:cNvPr id="6512130" name=""/>
                     <pic:cNvPicPr/>
                   </pic:nvPicPr>
                   <pic:blipFill>
@@ -261,7 +312,7 @@
                   <pic:spPr>
                     <a:xfrm>
                       <a:off x="0" y="0"/>
-                      <a:ext cx="5731510" cy="2933065"/>
+                      <a:ext cx="5731510" cy="2863850"/>
                     </a:xfrm>
                     <a:prstGeom prst="rect">
                       <a:avLst/>
@@ -283,14 +334,24 @@
           <w:szCs w:val="32"/>
         </w:rPr>
       </w:pPr>
-      <w:r>
-        <w:rPr>
-          <w:b/>
-          <w:bCs/>
-          <w:sz w:val="32"/>
-          <w:szCs w:val="32"/>
-        </w:rPr>
-        <w:t>3)Calculator</w:t>
+    </w:p>
+    <w:p>
+      <w:pPr>
+        <w:rPr>
+          <w:b/>
+          <w:bCs/>
+          <w:sz w:val="32"/>
+          <w:szCs w:val="32"/>
+        </w:rPr>
+      </w:pPr>
+      <w:r>
+        <w:rPr>
+          <w:b/>
+          <w:bCs/>
+          <w:sz w:val="32"/>
+          <w:szCs w:val="32"/>
+        </w:rPr>
+        <w:t>Passing Parameter to a applet</w:t>
       </w:r>
     </w:p>
     <w:p>
@@ -311,138 +372,9 @@
           <w:szCs w:val="32"/>
         </w:rPr>
         <w:drawing>
-          <wp:inline distT="0" distB="0" distL="0" distR="0" wp14:anchorId="59E8E26C" wp14:editId="56434145">
-            <wp:extent cx="2987299" cy="2728196"/>
-            <wp:effectExtent l="0" t="0" r="3810" b="0"/>
-            <wp:docPr id="1194427613" name="Picture 1"/>
-            <wp:cNvGraphicFramePr>
-              <a:graphicFrameLocks xmlns:a="http://schemas.openxmlformats.org/drawingml/2006/main" noChangeAspect="1"/>
-            </wp:cNvGraphicFramePr>
-            <a:graphic xmlns:a="http://schemas.openxmlformats.org/drawingml/2006/main">
-              <a:graphicData uri="http://schemas.openxmlformats.org/drawingml/2006/picture">
-                <pic:pic xmlns:pic="http://schemas.openxmlformats.org/drawingml/2006/picture">
-                  <pic:nvPicPr>
-                    <pic:cNvPr id="1194427613" name=""/>
-                    <pic:cNvPicPr/>
-                  </pic:nvPicPr>
-                  <pic:blipFill>
-                    <a:blip r:embed="rId8"/>
-                    <a:stretch>
-                      <a:fillRect/>
-                    </a:stretch>
-                  </pic:blipFill>
-                  <pic:spPr>
-                    <a:xfrm>
-                      <a:off x="0" y="0"/>
-                      <a:ext cx="2987299" cy="2728196"/>
-                    </a:xfrm>
-                    <a:prstGeom prst="rect">
-                      <a:avLst/>
-                    </a:prstGeom>
-                  </pic:spPr>
-                </pic:pic>
-              </a:graphicData>
-            </a:graphic>
-          </wp:inline>
-        </w:drawing>
-      </w:r>
-    </w:p>
-    <w:p>
-      <w:pPr>
-        <w:rPr>
-          <w:b/>
-          <w:bCs/>
-          <w:sz w:val="32"/>
-          <w:szCs w:val="32"/>
-        </w:rPr>
-      </w:pPr>
-      <w:r>
-        <w:rPr>
-          <w:noProof/>
-        </w:rPr>
-        <w:lastRenderedPageBreak/>
-        <w:drawing>
-          <wp:inline distT="0" distB="0" distL="0" distR="0" wp14:anchorId="4E773FD3" wp14:editId="283708B9">
-            <wp:extent cx="5731510" cy="3223895"/>
-            <wp:effectExtent l="0" t="0" r="2540" b="0"/>
-            <wp:docPr id="1952941121" name="Picture 1"/>
-            <wp:cNvGraphicFramePr>
-              <a:graphicFrameLocks xmlns:a="http://schemas.openxmlformats.org/drawingml/2006/main" noChangeAspect="1"/>
-            </wp:cNvGraphicFramePr>
-            <a:graphic xmlns:a="http://schemas.openxmlformats.org/drawingml/2006/main">
-              <a:graphicData uri="http://schemas.openxmlformats.org/drawingml/2006/picture">
-                <pic:pic xmlns:pic="http://schemas.openxmlformats.org/drawingml/2006/picture">
-                  <pic:nvPicPr>
-                    <pic:cNvPr id="1952941121" name=""/>
-                    <pic:cNvPicPr/>
-                  </pic:nvPicPr>
-                  <pic:blipFill>
-                    <a:blip r:embed="rId9"/>
-                    <a:stretch>
-                      <a:fillRect/>
-                    </a:stretch>
-                  </pic:blipFill>
-                  <pic:spPr>
-                    <a:xfrm>
-                      <a:off x="0" y="0"/>
-                      <a:ext cx="5731510" cy="3223895"/>
-                    </a:xfrm>
-                    <a:prstGeom prst="rect">
-                      <a:avLst/>
-                    </a:prstGeom>
-                  </pic:spPr>
-                </pic:pic>
-              </a:graphicData>
-            </a:graphic>
-          </wp:inline>
-        </w:drawing>
-      </w:r>
-    </w:p>
-    <w:p>
-      <w:pPr>
-        <w:pStyle w:val="ListParagraph"/>
-        <w:numPr>
-          <w:ilvl w:val="0"/>
-          <w:numId w:val="2"/>
-        </w:numPr>
-        <w:rPr>
-          <w:b/>
-          <w:bCs/>
-          <w:sz w:val="32"/>
-          <w:szCs w:val="32"/>
-        </w:rPr>
-      </w:pPr>
-      <w:r>
-        <w:rPr>
-          <w:b/>
-          <w:bCs/>
-          <w:sz w:val="32"/>
-          <w:szCs w:val="32"/>
-        </w:rPr>
-        <w:t>Passing Parameter to a applet</w:t>
-      </w:r>
-    </w:p>
-    <w:p>
-      <w:pPr>
-        <w:rPr>
-          <w:b/>
-          <w:bCs/>
-          <w:sz w:val="32"/>
-          <w:szCs w:val="32"/>
-        </w:rPr>
-      </w:pPr>
-      <w:r>
-        <w:rPr>
-          <w:b/>
-          <w:bCs/>
-          <w:noProof/>
-          <w:sz w:val="32"/>
-          <w:szCs w:val="32"/>
-        </w:rPr>
-        <w:drawing>
-          <wp:inline distT="0" distB="0" distL="0" distR="0" wp14:anchorId="5DC3731B" wp14:editId="2E23C1DB">
-            <wp:extent cx="2499577" cy="2149026"/>
-            <wp:effectExtent l="0" t="0" r="0" b="3810"/>
+          <wp:inline distT="0" distB="0" distL="0" distR="0" wp14:anchorId="5DC3731B" wp14:editId="6344FC6A">
+            <wp:extent cx="3374571" cy="1637665"/>
+            <wp:effectExtent l="0" t="0" r="0" b="635"/>
             <wp:docPr id="1319496568" name="Picture 1"/>
             <wp:cNvGraphicFramePr>
               <a:graphicFrameLocks xmlns:a="http://schemas.openxmlformats.org/drawingml/2006/main" noChangeAspect="1"/>
@@ -455,7 +387,7 @@
                     <pic:cNvPicPr/>
                   </pic:nvPicPr>
                   <pic:blipFill>
-                    <a:blip r:embed="rId10"/>
+                    <a:blip r:embed="rId8"/>
                     <a:stretch>
                       <a:fillRect/>
                     </a:stretch>
@@ -463,7 +395,7 @@
                   <pic:spPr>
                     <a:xfrm>
                       <a:off x="0" y="0"/>
-                      <a:ext cx="2499577" cy="2149026"/>
+                      <a:ext cx="3391328" cy="1645797"/>
                     </a:xfrm>
                     <a:prstGeom prst="rect">
                       <a:avLst/>
@@ -489,11 +421,10 @@
         <w:rPr>
           <w:noProof/>
         </w:rPr>
-        <w:lastRenderedPageBreak/>
         <w:drawing>
-          <wp:inline distT="0" distB="0" distL="0" distR="0" wp14:anchorId="33B0BAE6" wp14:editId="7EB02B9E">
-            <wp:extent cx="5731510" cy="3223895"/>
-            <wp:effectExtent l="0" t="0" r="2540" b="0"/>
+          <wp:inline distT="0" distB="0" distL="0" distR="0" wp14:anchorId="33B0BAE6" wp14:editId="5912973F">
+            <wp:extent cx="5627370" cy="2819400"/>
+            <wp:effectExtent l="0" t="0" r="0" b="0"/>
             <wp:docPr id="55195540" name="Picture 1"/>
             <wp:cNvGraphicFramePr>
               <a:graphicFrameLocks xmlns:a="http://schemas.openxmlformats.org/drawingml/2006/main" noChangeAspect="1"/>
@@ -506,7 +437,7 @@
                     <pic:cNvPicPr/>
                   </pic:nvPicPr>
                   <pic:blipFill>
-                    <a:blip r:embed="rId11"/>
+                    <a:blip r:embed="rId9"/>
                     <a:stretch>
                       <a:fillRect/>
                     </a:stretch>
@@ -514,7 +445,7 @@
                   <pic:spPr>
                     <a:xfrm>
                       <a:off x="0" y="0"/>
-                      <a:ext cx="5731510" cy="3223895"/>
+                      <a:ext cx="5653263" cy="2832373"/>
                     </a:xfrm>
                     <a:prstGeom prst="rect">
                       <a:avLst/>
@@ -529,18 +460,23 @@
     </w:p>
     <w:p>
       <w:pPr>
-        <w:pStyle w:val="ListParagraph"/>
-        <w:numPr>
-          <w:ilvl w:val="0"/>
-          <w:numId w:val="2"/>
-        </w:numPr>
-        <w:rPr>
-          <w:b/>
-          <w:bCs/>
-          <w:sz w:val="32"/>
-          <w:szCs w:val="32"/>
-        </w:rPr>
-      </w:pPr>
+        <w:rPr>
+          <w:b/>
+          <w:bCs/>
+          <w:sz w:val="32"/>
+          <w:szCs w:val="32"/>
+        </w:rPr>
+      </w:pPr>
+      <w:r>
+        <w:rPr>
+          <w:b/>
+          <w:bCs/>
+          <w:sz w:val="32"/>
+          <w:szCs w:val="32"/>
+        </w:rPr>
+        <w:lastRenderedPageBreak/>
+        <w:t>3)</w:t>
+      </w:r>
       <w:r>
         <w:rPr>
           <w:b/>
@@ -564,11 +500,10 @@
         <w:rPr>
           <w:noProof/>
         </w:rPr>
-        <w:lastRenderedPageBreak/>
         <w:drawing>
-          <wp:inline distT="0" distB="0" distL="0" distR="0" wp14:anchorId="0A9D5128" wp14:editId="3C3FD69E">
-            <wp:extent cx="5731510" cy="3223895"/>
-            <wp:effectExtent l="0" t="0" r="2540" b="0"/>
+          <wp:inline distT="0" distB="0" distL="0" distR="0" wp14:anchorId="0A9D5128" wp14:editId="744BB04F">
+            <wp:extent cx="5856514" cy="3039320"/>
+            <wp:effectExtent l="0" t="0" r="0" b="8890"/>
             <wp:docPr id="995078986" name="Picture 1"/>
             <wp:cNvGraphicFramePr>
               <a:graphicFrameLocks xmlns:a="http://schemas.openxmlformats.org/drawingml/2006/main" noChangeAspect="1"/>
@@ -581,7 +516,7 @@
                     <pic:cNvPicPr/>
                   </pic:nvPicPr>
                   <pic:blipFill>
-                    <a:blip r:embed="rId12"/>
+                    <a:blip r:embed="rId10"/>
                     <a:stretch>
                       <a:fillRect/>
                     </a:stretch>
@@ -589,7 +524,7 @@
                   <pic:spPr>
                     <a:xfrm>
                       <a:off x="0" y="0"/>
-                      <a:ext cx="5731510" cy="3223895"/>
+                      <a:ext cx="5890699" cy="3057061"/>
                     </a:xfrm>
                     <a:prstGeom prst="rect">
                       <a:avLst/>
@@ -625,7 +560,7 @@
                     <pic:cNvPicPr/>
                   </pic:nvPicPr>
                   <pic:blipFill>
-                    <a:blip r:embed="rId13"/>
+                    <a:blip r:embed="rId11"/>
                     <a:stretch>
                       <a:fillRect/>
                     </a:stretch>
@@ -667,7 +602,7 @@
                     </pic:cNvPicPr>
                   </pic:nvPicPr>
                   <pic:blipFill>
-                    <a:blip r:embed="rId14" cstate="print">
+                    <a:blip r:embed="rId12" cstate="print">
                       <a:extLst>
                         <a:ext uri="{28A0092B-C50C-407E-A947-70E740481C1C}">
                           <a14:useLocalDpi xmlns:a14="http://schemas.microsoft.com/office/drawing/2010/main" val="0"/>
@@ -699,6 +634,460 @@
         </w:drawing>
       </w:r>
     </w:p>
+    <w:p>
+      <w:pPr>
+        <w:pStyle w:val="ListParagraph"/>
+        <w:numPr>
+          <w:ilvl w:val="0"/>
+          <w:numId w:val="3"/>
+        </w:numPr>
+        <w:rPr>
+          <w:b/>
+          <w:bCs/>
+          <w:sz w:val="32"/>
+          <w:szCs w:val="32"/>
+        </w:rPr>
+      </w:pPr>
+      <w:r>
+        <w:rPr>
+          <w:b/>
+          <w:bCs/>
+          <w:sz w:val="32"/>
+          <w:szCs w:val="32"/>
+        </w:rPr>
+        <w:lastRenderedPageBreak/>
+        <w:t xml:space="preserve">Registration Form </w:t>
+      </w:r>
+    </w:p>
+    <w:p>
+      <w:pPr>
+        <w:rPr>
+          <w:b/>
+          <w:bCs/>
+          <w:sz w:val="32"/>
+          <w:szCs w:val="32"/>
+        </w:rPr>
+      </w:pPr>
+      <w:r>
+        <w:rPr>
+          <w:noProof/>
+        </w:rPr>
+        <w:drawing>
+          <wp:inline distT="0" distB="0" distL="0" distR="0" wp14:anchorId="47C9C34C" wp14:editId="4B2391D6">
+            <wp:extent cx="6139180" cy="3875314"/>
+            <wp:effectExtent l="0" t="0" r="0" b="0"/>
+            <wp:docPr id="1481346331" name="Picture 1"/>
+            <wp:cNvGraphicFramePr>
+              <a:graphicFrameLocks xmlns:a="http://schemas.openxmlformats.org/drawingml/2006/main" noChangeAspect="1"/>
+            </wp:cNvGraphicFramePr>
+            <a:graphic xmlns:a="http://schemas.openxmlformats.org/drawingml/2006/main">
+              <a:graphicData uri="http://schemas.openxmlformats.org/drawingml/2006/picture">
+                <pic:pic xmlns:pic="http://schemas.openxmlformats.org/drawingml/2006/picture">
+                  <pic:nvPicPr>
+                    <pic:cNvPr id="1481346331" name=""/>
+                    <pic:cNvPicPr/>
+                  </pic:nvPicPr>
+                  <pic:blipFill>
+                    <a:blip r:embed="rId13"/>
+                    <a:stretch>
+                      <a:fillRect/>
+                    </a:stretch>
+                  </pic:blipFill>
+                  <pic:spPr>
+                    <a:xfrm>
+                      <a:off x="0" y="0"/>
+                      <a:ext cx="6149704" cy="3881957"/>
+                    </a:xfrm>
+                    <a:prstGeom prst="rect">
+                      <a:avLst/>
+                    </a:prstGeom>
+                  </pic:spPr>
+                </pic:pic>
+              </a:graphicData>
+            </a:graphic>
+          </wp:inline>
+        </w:drawing>
+      </w:r>
+    </w:p>
+    <w:p>
+      <w:pPr>
+        <w:pStyle w:val="ListParagraph"/>
+        <w:numPr>
+          <w:ilvl w:val="0"/>
+          <w:numId w:val="3"/>
+        </w:numPr>
+        <w:rPr>
+          <w:b/>
+          <w:bCs/>
+          <w:sz w:val="32"/>
+          <w:szCs w:val="32"/>
+        </w:rPr>
+      </w:pPr>
+      <w:r>
+        <w:rPr>
+          <w:b/>
+          <w:bCs/>
+          <w:sz w:val="32"/>
+          <w:szCs w:val="32"/>
+        </w:rPr>
+        <w:t xml:space="preserve">Border Layout </w:t>
+      </w:r>
+    </w:p>
+    <w:p>
+      <w:pPr>
+        <w:rPr>
+          <w:b/>
+          <w:bCs/>
+          <w:sz w:val="32"/>
+          <w:szCs w:val="32"/>
+        </w:rPr>
+      </w:pPr>
+      <w:r>
+        <w:rPr>
+          <w:b/>
+          <w:bCs/>
+          <w:noProof/>
+          <w:sz w:val="32"/>
+          <w:szCs w:val="32"/>
+        </w:rPr>
+        <w:drawing>
+          <wp:inline distT="0" distB="0" distL="0" distR="0" wp14:anchorId="0B39B2DD" wp14:editId="1A3753A3">
+            <wp:extent cx="6476167" cy="3766457"/>
+            <wp:effectExtent l="0" t="0" r="1270" b="5715"/>
+            <wp:docPr id="1233269519" name="Picture 1"/>
+            <wp:cNvGraphicFramePr>
+              <a:graphicFrameLocks xmlns:a="http://schemas.openxmlformats.org/drawingml/2006/main" noChangeAspect="1"/>
+            </wp:cNvGraphicFramePr>
+            <a:graphic xmlns:a="http://schemas.openxmlformats.org/drawingml/2006/main">
+              <a:graphicData uri="http://schemas.openxmlformats.org/drawingml/2006/picture">
+                <pic:pic xmlns:pic="http://schemas.openxmlformats.org/drawingml/2006/picture">
+                  <pic:nvPicPr>
+                    <pic:cNvPr id="1233269519" name=""/>
+                    <pic:cNvPicPr/>
+                  </pic:nvPicPr>
+                  <pic:blipFill>
+                    <a:blip r:embed="rId14"/>
+                    <a:stretch>
+                      <a:fillRect/>
+                    </a:stretch>
+                  </pic:blipFill>
+                  <pic:spPr>
+                    <a:xfrm>
+                      <a:off x="0" y="0"/>
+                      <a:ext cx="6505399" cy="3783458"/>
+                    </a:xfrm>
+                    <a:prstGeom prst="rect">
+                      <a:avLst/>
+                    </a:prstGeom>
+                  </pic:spPr>
+                </pic:pic>
+              </a:graphicData>
+            </a:graphic>
+          </wp:inline>
+        </w:drawing>
+      </w:r>
+    </w:p>
+    <w:p>
+      <w:pPr>
+        <w:pStyle w:val="ListParagraph"/>
+        <w:numPr>
+          <w:ilvl w:val="0"/>
+          <w:numId w:val="3"/>
+        </w:numPr>
+        <w:rPr>
+          <w:b/>
+          <w:bCs/>
+          <w:sz w:val="32"/>
+          <w:szCs w:val="32"/>
+        </w:rPr>
+      </w:pPr>
+      <w:r>
+        <w:rPr>
+          <w:b/>
+          <w:bCs/>
+          <w:sz w:val="32"/>
+          <w:szCs w:val="32"/>
+        </w:rPr>
+        <w:lastRenderedPageBreak/>
+        <w:t xml:space="preserve">Grid Layout </w:t>
+      </w:r>
+    </w:p>
+    <w:p>
+      <w:pPr>
+        <w:rPr>
+          <w:b/>
+          <w:bCs/>
+          <w:sz w:val="32"/>
+          <w:szCs w:val="32"/>
+        </w:rPr>
+      </w:pPr>
+      <w:r>
+        <w:rPr>
+          <w:b/>
+          <w:bCs/>
+          <w:noProof/>
+          <w:sz w:val="32"/>
+          <w:szCs w:val="32"/>
+        </w:rPr>
+        <w:drawing>
+          <wp:inline distT="0" distB="0" distL="0" distR="0" wp14:anchorId="5B28A8EB" wp14:editId="2D3E3118">
+            <wp:extent cx="5731510" cy="2376805"/>
+            <wp:effectExtent l="0" t="0" r="2540" b="4445"/>
+            <wp:docPr id="1584333197" name="Picture 1"/>
+            <wp:cNvGraphicFramePr>
+              <a:graphicFrameLocks xmlns:a="http://schemas.openxmlformats.org/drawingml/2006/main" noChangeAspect="1"/>
+            </wp:cNvGraphicFramePr>
+            <a:graphic xmlns:a="http://schemas.openxmlformats.org/drawingml/2006/main">
+              <a:graphicData uri="http://schemas.openxmlformats.org/drawingml/2006/picture">
+                <pic:pic xmlns:pic="http://schemas.openxmlformats.org/drawingml/2006/picture">
+                  <pic:nvPicPr>
+                    <pic:cNvPr id="1584333197" name=""/>
+                    <pic:cNvPicPr/>
+                  </pic:nvPicPr>
+                  <pic:blipFill>
+                    <a:blip r:embed="rId15"/>
+                    <a:stretch>
+                      <a:fillRect/>
+                    </a:stretch>
+                  </pic:blipFill>
+                  <pic:spPr>
+                    <a:xfrm>
+                      <a:off x="0" y="0"/>
+                      <a:ext cx="5731510" cy="2376805"/>
+                    </a:xfrm>
+                    <a:prstGeom prst="rect">
+                      <a:avLst/>
+                    </a:prstGeom>
+                  </pic:spPr>
+                </pic:pic>
+              </a:graphicData>
+            </a:graphic>
+          </wp:inline>
+        </w:drawing>
+      </w:r>
+    </w:p>
+    <w:p>
+      <w:pPr>
+        <w:pStyle w:val="ListParagraph"/>
+        <w:numPr>
+          <w:ilvl w:val="0"/>
+          <w:numId w:val="3"/>
+        </w:numPr>
+        <w:rPr>
+          <w:b/>
+          <w:bCs/>
+          <w:sz w:val="32"/>
+          <w:szCs w:val="32"/>
+        </w:rPr>
+      </w:pPr>
+      <w:r>
+        <w:rPr>
+          <w:b/>
+          <w:bCs/>
+          <w:sz w:val="32"/>
+          <w:szCs w:val="32"/>
+        </w:rPr>
+        <w:t>GridBag Layout</w:t>
+      </w:r>
+    </w:p>
+    <w:p>
+      <w:pPr>
+        <w:rPr>
+          <w:b/>
+          <w:bCs/>
+          <w:sz w:val="32"/>
+          <w:szCs w:val="32"/>
+        </w:rPr>
+      </w:pPr>
+      <w:r>
+        <w:rPr>
+          <w:b/>
+          <w:bCs/>
+          <w:noProof/>
+          <w:sz w:val="32"/>
+          <w:szCs w:val="32"/>
+        </w:rPr>
+        <w:drawing>
+          <wp:inline distT="0" distB="0" distL="0" distR="0" wp14:anchorId="4507A3E3" wp14:editId="20BEE186">
+            <wp:extent cx="5731510" cy="2814955"/>
+            <wp:effectExtent l="0" t="0" r="2540" b="4445"/>
+            <wp:docPr id="1463531551" name="Picture 1"/>
+            <wp:cNvGraphicFramePr>
+              <a:graphicFrameLocks xmlns:a="http://schemas.openxmlformats.org/drawingml/2006/main" noChangeAspect="1"/>
+            </wp:cNvGraphicFramePr>
+            <a:graphic xmlns:a="http://schemas.openxmlformats.org/drawingml/2006/main">
+              <a:graphicData uri="http://schemas.openxmlformats.org/drawingml/2006/picture">
+                <pic:pic xmlns:pic="http://schemas.openxmlformats.org/drawingml/2006/picture">
+                  <pic:nvPicPr>
+                    <pic:cNvPr id="1463531551" name=""/>
+                    <pic:cNvPicPr/>
+                  </pic:nvPicPr>
+                  <pic:blipFill>
+                    <a:blip r:embed="rId16"/>
+                    <a:stretch>
+                      <a:fillRect/>
+                    </a:stretch>
+                  </pic:blipFill>
+                  <pic:spPr>
+                    <a:xfrm>
+                      <a:off x="0" y="0"/>
+                      <a:ext cx="5731510" cy="2814955"/>
+                    </a:xfrm>
+                    <a:prstGeom prst="rect">
+                      <a:avLst/>
+                    </a:prstGeom>
+                  </pic:spPr>
+                </pic:pic>
+              </a:graphicData>
+            </a:graphic>
+          </wp:inline>
+        </w:drawing>
+      </w:r>
+    </w:p>
+    <w:p>
+      <w:pPr>
+        <w:rPr>
+          <w:b/>
+          <w:bCs/>
+          <w:sz w:val="32"/>
+          <w:szCs w:val="32"/>
+        </w:rPr>
+      </w:pPr>
+    </w:p>
+    <w:p>
+      <w:pPr>
+        <w:rPr>
+          <w:b/>
+          <w:bCs/>
+          <w:sz w:val="32"/>
+          <w:szCs w:val="32"/>
+        </w:rPr>
+      </w:pPr>
+    </w:p>
+    <w:p>
+      <w:pPr>
+        <w:rPr>
+          <w:b/>
+          <w:bCs/>
+          <w:sz w:val="32"/>
+          <w:szCs w:val="32"/>
+        </w:rPr>
+      </w:pPr>
+    </w:p>
+    <w:p>
+      <w:pPr>
+        <w:rPr>
+          <w:b/>
+          <w:bCs/>
+          <w:sz w:val="32"/>
+          <w:szCs w:val="32"/>
+        </w:rPr>
+      </w:pPr>
+    </w:p>
+    <w:p>
+      <w:pPr>
+        <w:rPr>
+          <w:b/>
+          <w:bCs/>
+          <w:sz w:val="32"/>
+          <w:szCs w:val="32"/>
+        </w:rPr>
+      </w:pPr>
+    </w:p>
+    <w:p>
+      <w:pPr>
+        <w:rPr>
+          <w:b/>
+          <w:bCs/>
+          <w:sz w:val="32"/>
+          <w:szCs w:val="32"/>
+        </w:rPr>
+      </w:pPr>
+    </w:p>
+    <w:p>
+      <w:pPr>
+        <w:rPr>
+          <w:b/>
+          <w:bCs/>
+          <w:sz w:val="32"/>
+          <w:szCs w:val="32"/>
+        </w:rPr>
+      </w:pPr>
+    </w:p>
+    <w:p>
+      <w:pPr>
+        <w:rPr>
+          <w:b/>
+          <w:bCs/>
+          <w:sz w:val="32"/>
+          <w:szCs w:val="32"/>
+        </w:rPr>
+      </w:pPr>
+      <w:r>
+        <w:rPr>
+          <w:b/>
+          <w:bCs/>
+          <w:sz w:val="32"/>
+          <w:szCs w:val="32"/>
+        </w:rPr>
+        <w:lastRenderedPageBreak/>
+        <w:t>8)Card Layout</w:t>
+      </w:r>
+    </w:p>
+    <w:p>
+      <w:pPr>
+        <w:rPr>
+          <w:b/>
+          <w:bCs/>
+          <w:sz w:val="32"/>
+          <w:szCs w:val="32"/>
+        </w:rPr>
+      </w:pPr>
+      <w:r>
+        <w:rPr>
+          <w:b/>
+          <w:bCs/>
+          <w:noProof/>
+          <w:sz w:val="32"/>
+          <w:szCs w:val="32"/>
+        </w:rPr>
+        <w:drawing>
+          <wp:inline distT="0" distB="0" distL="0" distR="0" wp14:anchorId="73A8A2F7" wp14:editId="1E767954">
+            <wp:extent cx="5731510" cy="2743835"/>
+            <wp:effectExtent l="0" t="0" r="2540" b="0"/>
+            <wp:docPr id="109282222" name="Picture 1"/>
+            <wp:cNvGraphicFramePr>
+              <a:graphicFrameLocks xmlns:a="http://schemas.openxmlformats.org/drawingml/2006/main" noChangeAspect="1"/>
+            </wp:cNvGraphicFramePr>
+            <a:graphic xmlns:a="http://schemas.openxmlformats.org/drawingml/2006/main">
+              <a:graphicData uri="http://schemas.openxmlformats.org/drawingml/2006/picture">
+                <pic:pic xmlns:pic="http://schemas.openxmlformats.org/drawingml/2006/picture">
+                  <pic:nvPicPr>
+                    <pic:cNvPr id="109282222" name=""/>
+                    <pic:cNvPicPr/>
+                  </pic:nvPicPr>
+                  <pic:blipFill>
+                    <a:blip r:embed="rId17"/>
+                    <a:stretch>
+                      <a:fillRect/>
+                    </a:stretch>
+                  </pic:blipFill>
+                  <pic:spPr>
+                    <a:xfrm>
+                      <a:off x="0" y="0"/>
+                      <a:ext cx="5731510" cy="2743835"/>
+                    </a:xfrm>
+                    <a:prstGeom prst="rect">
+                      <a:avLst/>
+                    </a:prstGeom>
+                  </pic:spPr>
+                </pic:pic>
+              </a:graphicData>
+            </a:graphic>
+          </wp:inline>
+        </w:drawing>
+      </w:r>
+    </w:p>
     <w:sectPr>
       <w:pgSz w:w="11906" w:h="16838"/>
       <w:pgMar w:top="1440" w:right="1440" w:bottom="1440" w:left="1440" w:header="708" w:footer="708" w:gutter="0"/>
@@ -801,6 +1190,184 @@
     </w:lvl>
   </w:abstractNum>
   <w:abstractNum w:abstractNumId="1" w15:restartNumberingAfterBreak="0">
+    <w:nsid w:val="3BCA61FF"/>
+    <w:multiLevelType w:val="hybridMultilevel"/>
+    <w:tmpl w:val="D28608D4"/>
+    <w:lvl w:ilvl="0" w:tplc="40090011">
+      <w:start w:val="5"/>
+      <w:numFmt w:val="decimal"/>
+      <w:lvlText w:val="%1)"/>
+      <w:lvlJc w:val="left"/>
+      <w:pPr>
+        <w:ind w:left="720" w:hanging="360"/>
+      </w:pPr>
+      <w:rPr>
+        <w:rFonts w:hint="default"/>
+      </w:rPr>
+    </w:lvl>
+    <w:lvl w:ilvl="1" w:tplc="40090019" w:tentative="1">
+      <w:start w:val="1"/>
+      <w:numFmt w:val="lowerLetter"/>
+      <w:lvlText w:val="%2."/>
+      <w:lvlJc w:val="left"/>
+      <w:pPr>
+        <w:ind w:left="1440" w:hanging="360"/>
+      </w:pPr>
+    </w:lvl>
+    <w:lvl w:ilvl="2" w:tplc="4009001B" w:tentative="1">
+      <w:start w:val="1"/>
+      <w:numFmt w:val="lowerRoman"/>
+      <w:lvlText w:val="%3."/>
+      <w:lvlJc w:val="right"/>
+      <w:pPr>
+        <w:ind w:left="2160" w:hanging="180"/>
+      </w:pPr>
+    </w:lvl>
+    <w:lvl w:ilvl="3" w:tplc="4009000F" w:tentative="1">
+      <w:start w:val="1"/>
+      <w:numFmt w:val="decimal"/>
+      <w:lvlText w:val="%4."/>
+      <w:lvlJc w:val="left"/>
+      <w:pPr>
+        <w:ind w:left="2880" w:hanging="360"/>
+      </w:pPr>
+    </w:lvl>
+    <w:lvl w:ilvl="4" w:tplc="40090019" w:tentative="1">
+      <w:start w:val="1"/>
+      <w:numFmt w:val="lowerLetter"/>
+      <w:lvlText w:val="%5."/>
+      <w:lvlJc w:val="left"/>
+      <w:pPr>
+        <w:ind w:left="3600" w:hanging="360"/>
+      </w:pPr>
+    </w:lvl>
+    <w:lvl w:ilvl="5" w:tplc="4009001B" w:tentative="1">
+      <w:start w:val="1"/>
+      <w:numFmt w:val="lowerRoman"/>
+      <w:lvlText w:val="%6."/>
+      <w:lvlJc w:val="right"/>
+      <w:pPr>
+        <w:ind w:left="4320" w:hanging="180"/>
+      </w:pPr>
+    </w:lvl>
+    <w:lvl w:ilvl="6" w:tplc="4009000F" w:tentative="1">
+      <w:start w:val="1"/>
+      <w:numFmt w:val="decimal"/>
+      <w:lvlText w:val="%7."/>
+      <w:lvlJc w:val="left"/>
+      <w:pPr>
+        <w:ind w:left="5040" w:hanging="360"/>
+      </w:pPr>
+    </w:lvl>
+    <w:lvl w:ilvl="7" w:tplc="40090019" w:tentative="1">
+      <w:start w:val="1"/>
+      <w:numFmt w:val="lowerLetter"/>
+      <w:lvlText w:val="%8."/>
+      <w:lvlJc w:val="left"/>
+      <w:pPr>
+        <w:ind w:left="5760" w:hanging="360"/>
+      </w:pPr>
+    </w:lvl>
+    <w:lvl w:ilvl="8" w:tplc="4009001B" w:tentative="1">
+      <w:start w:val="1"/>
+      <w:numFmt w:val="lowerRoman"/>
+      <w:lvlText w:val="%9."/>
+      <w:lvlJc w:val="right"/>
+      <w:pPr>
+        <w:ind w:left="6480" w:hanging="180"/>
+      </w:pPr>
+    </w:lvl>
+  </w:abstractNum>
+  <w:abstractNum w:abstractNumId="2" w15:restartNumberingAfterBreak="0">
+    <w:nsid w:val="40996DDF"/>
+    <w:multiLevelType w:val="hybridMultilevel"/>
+    <w:tmpl w:val="A5B497FC"/>
+    <w:lvl w:ilvl="0" w:tplc="40090011">
+      <w:start w:val="4"/>
+      <w:numFmt w:val="decimal"/>
+      <w:lvlText w:val="%1)"/>
+      <w:lvlJc w:val="left"/>
+      <w:pPr>
+        <w:ind w:left="720" w:hanging="360"/>
+      </w:pPr>
+      <w:rPr>
+        <w:rFonts w:hint="default"/>
+      </w:rPr>
+    </w:lvl>
+    <w:lvl w:ilvl="1" w:tplc="40090019" w:tentative="1">
+      <w:start w:val="1"/>
+      <w:numFmt w:val="lowerLetter"/>
+      <w:lvlText w:val="%2."/>
+      <w:lvlJc w:val="left"/>
+      <w:pPr>
+        <w:ind w:left="1440" w:hanging="360"/>
+      </w:pPr>
+    </w:lvl>
+    <w:lvl w:ilvl="2" w:tplc="4009001B" w:tentative="1">
+      <w:start w:val="1"/>
+      <w:numFmt w:val="lowerRoman"/>
+      <w:lvlText w:val="%3."/>
+      <w:lvlJc w:val="right"/>
+      <w:pPr>
+        <w:ind w:left="2160" w:hanging="180"/>
+      </w:pPr>
+    </w:lvl>
+    <w:lvl w:ilvl="3" w:tplc="4009000F" w:tentative="1">
+      <w:start w:val="1"/>
+      <w:numFmt w:val="decimal"/>
+      <w:lvlText w:val="%4."/>
+      <w:lvlJc w:val="left"/>
+      <w:pPr>
+        <w:ind w:left="2880" w:hanging="360"/>
+      </w:pPr>
+    </w:lvl>
+    <w:lvl w:ilvl="4" w:tplc="40090019" w:tentative="1">
+      <w:start w:val="1"/>
+      <w:numFmt w:val="lowerLetter"/>
+      <w:lvlText w:val="%5."/>
+      <w:lvlJc w:val="left"/>
+      <w:pPr>
+        <w:ind w:left="3600" w:hanging="360"/>
+      </w:pPr>
+    </w:lvl>
+    <w:lvl w:ilvl="5" w:tplc="4009001B" w:tentative="1">
+      <w:start w:val="1"/>
+      <w:numFmt w:val="lowerRoman"/>
+      <w:lvlText w:val="%6."/>
+      <w:lvlJc w:val="right"/>
+      <w:pPr>
+        <w:ind w:left="4320" w:hanging="180"/>
+      </w:pPr>
+    </w:lvl>
+    <w:lvl w:ilvl="6" w:tplc="4009000F" w:tentative="1">
+      <w:start w:val="1"/>
+      <w:numFmt w:val="decimal"/>
+      <w:lvlText w:val="%7."/>
+      <w:lvlJc w:val="left"/>
+      <w:pPr>
+        <w:ind w:left="5040" w:hanging="360"/>
+      </w:pPr>
+    </w:lvl>
+    <w:lvl w:ilvl="7" w:tplc="40090019" w:tentative="1">
+      <w:start w:val="1"/>
+      <w:numFmt w:val="lowerLetter"/>
+      <w:lvlText w:val="%8."/>
+      <w:lvlJc w:val="left"/>
+      <w:pPr>
+        <w:ind w:left="5760" w:hanging="360"/>
+      </w:pPr>
+    </w:lvl>
+    <w:lvl w:ilvl="8" w:tplc="4009001B" w:tentative="1">
+      <w:start w:val="1"/>
+      <w:numFmt w:val="lowerRoman"/>
+      <w:lvlText w:val="%9."/>
+      <w:lvlJc w:val="right"/>
+      <w:pPr>
+        <w:ind w:left="6480" w:hanging="180"/>
+      </w:pPr>
+    </w:lvl>
+  </w:abstractNum>
+  <w:abstractNum w:abstractNumId="3" w15:restartNumberingAfterBreak="0">
     <w:nsid w:val="54B57569"/>
     <w:multiLevelType w:val="hybridMultilevel"/>
     <w:tmpl w:val="5EEE44CA"/>
@@ -893,6 +1460,12 @@
     <w:abstractNumId w:val="0"/>
   </w:num>
   <w:num w:numId="2" w16cid:durableId="701366757">
+    <w:abstractNumId w:val="3"/>
+  </w:num>
+  <w:num w:numId="3" w16cid:durableId="1228345423">
+    <w:abstractNumId w:val="2"/>
+  </w:num>
+  <w:num w:numId="4" w16cid:durableId="163133375">
     <w:abstractNumId w:val="1"/>
   </w:num>
 </w:numbering>
